--- a/SchulungsUnterlagen/HBU/02_RPi/Unterrichtsplan_HFE_RPI.docx
+++ b/SchulungsUnterlagen/HBU/02_RPi/Unterrichtsplan_HFE_RPI.docx
@@ -1,6 +1,6 @@
 
 <file path=word/document.xml><?xml version="1.0" encoding="utf-8"?>
-<w:document xmlns:wpc="http://schemas.microsoft.com/office/word/2010/wordprocessingCanvas" xmlns:cx="http://schemas.microsoft.com/office/drawing/2014/chartex" xmlns:cx1="http://schemas.microsoft.com/office/drawing/2015/9/8/chartex" xmlns:cx2="http://schemas.microsoft.com/office/drawing/2015/10/21/chartex" xmlns:cx3="http://schemas.microsoft.com/office/drawing/2016/5/9/chartex" xmlns:cx4="http://schemas.microsoft.com/office/drawing/2016/5/10/chartex" xmlns:cx5="http://schemas.microsoft.com/office/drawing/2016/5/11/chartex" xmlns:cx6="http://schemas.microsoft.com/office/drawing/2016/5/12/chartex" xmlns:cx7="http://schemas.microsoft.com/office/drawing/2016/5/13/chartex" xmlns:cx8="http://schemas.microsoft.com/office/drawing/2016/5/14/chartex" xmlns:mc="http://schemas.openxmlformats.org/markup-compatibility/2006" xmlns:aink="http://schemas.microsoft.com/office/drawing/2016/ink" xmlns:am3d="http://schemas.microsoft.com/office/drawing/2017/model3d" xmlns:o="urn:schemas-microsoft-com:office:office" xmlns:oel="http://schemas.microsoft.com/office/2019/extlst" xmlns:r="http://schemas.openxmlformats.org/officeDocument/2006/relationships" xmlns:m="http://schemas.openxmlformats.org/officeDocument/2006/math" xmlns:v="urn:schemas-microsoft-com:vml" xmlns:wp14="http://schemas.microsoft.com/office/word/2010/wordprocessingDrawing" xmlns:wp="http://schemas.openxmlformats.org/drawingml/2006/wordprocessingDrawing" xmlns:w10="urn:schemas-microsoft-com:office:word" xmlns:w="http://schemas.openxmlformats.org/wordprocessingml/2006/main" xmlns:w14="http://schemas.microsoft.com/office/word/2010/wordml" xmlns:w15="http://schemas.microsoft.com/office/word/2012/wordml" xmlns:w16cex="http://schemas.microsoft.com/office/word/2018/wordml/cex" xmlns:w16cid="http://schemas.microsoft.com/office/word/2016/wordml/cid" xmlns:w16="http://schemas.microsoft.com/office/word/2018/wordml" xmlns:w16sdtdh="http://schemas.microsoft.com/office/word/2020/wordml/sdtdatahash" xmlns:w16se="http://schemas.microsoft.com/office/word/2015/wordml/symex" xmlns:wpg="http://schemas.microsoft.com/office/word/2010/wordprocessingGroup" xmlns:wpi="http://schemas.microsoft.com/office/word/2010/wordprocessingInk" xmlns:wne="http://schemas.microsoft.com/office/word/2006/wordml" xmlns:wps="http://schemas.microsoft.com/office/word/2010/wordprocessingShape" mc:Ignorable="w14 w15 w16se w16cid w16 w16cex w16sdtdh wp14">
+<w:document xmlns:wpc="http://schemas.microsoft.com/office/word/2010/wordprocessingCanvas" xmlns:cx="http://schemas.microsoft.com/office/drawing/2014/chartex" xmlns:cx1="http://schemas.microsoft.com/office/drawing/2015/9/8/chartex" xmlns:cx2="http://schemas.microsoft.com/office/drawing/2015/10/21/chartex" xmlns:cx3="http://schemas.microsoft.com/office/drawing/2016/5/9/chartex" xmlns:cx4="http://schemas.microsoft.com/office/drawing/2016/5/10/chartex" xmlns:cx5="http://schemas.microsoft.com/office/drawing/2016/5/11/chartex" xmlns:cx6="http://schemas.microsoft.com/office/drawing/2016/5/12/chartex" xmlns:cx7="http://schemas.microsoft.com/office/drawing/2016/5/13/chartex" xmlns:cx8="http://schemas.microsoft.com/office/drawing/2016/5/14/chartex" xmlns:mc="http://schemas.openxmlformats.org/markup-compatibility/2006" xmlns:aink="http://schemas.microsoft.com/office/drawing/2016/ink" xmlns:am3d="http://schemas.microsoft.com/office/drawing/2017/model3d" xmlns:o="urn:schemas-microsoft-com:office:office" xmlns:oel="http://schemas.microsoft.com/office/2019/extlst" xmlns:r="http://schemas.openxmlformats.org/officeDocument/2006/relationships" xmlns:m="http://schemas.openxmlformats.org/officeDocument/2006/math" xmlns:v="urn:schemas-microsoft-com:vml" xmlns:wp14="http://schemas.microsoft.com/office/word/2010/wordprocessingDrawing" xmlns:wp="http://schemas.openxmlformats.org/drawingml/2006/wordprocessingDrawing" xmlns:w10="urn:schemas-microsoft-com:office:word" xmlns:w="http://schemas.openxmlformats.org/wordprocessingml/2006/main" xmlns:w14="http://schemas.microsoft.com/office/word/2010/wordml" xmlns:w15="http://schemas.microsoft.com/office/word/2012/wordml" xmlns:w16cei="http://schemas.microsoft.com/office/word/2026/wordml/cei" xmlns:w16cex="http://schemas.microsoft.com/office/word/2018/wordml/cex" xmlns:w16cid="http://schemas.microsoft.com/office/word/2016/wordml/cid" xmlns:w16="http://schemas.microsoft.com/office/word/2018/wordml" xmlns:w16du="http://schemas.microsoft.com/office/word/2023/wordml/word16du" xmlns:w16sdtdh="http://schemas.microsoft.com/office/word/2020/wordml/sdtdatahash" xmlns:w16sdtfl="http://schemas.microsoft.com/office/word/2024/wordml/sdtformatlock" xmlns:w16se="http://schemas.microsoft.com/office/word/2015/wordml/symex" xmlns:wpg="http://schemas.microsoft.com/office/word/2010/wordprocessingGroup" xmlns:wpi="http://schemas.microsoft.com/office/word/2010/wordprocessingInk" xmlns:wne="http://schemas.microsoft.com/office/word/2006/wordml" xmlns:wps="http://schemas.microsoft.com/office/word/2010/wordprocessingShape" mc:Ignorable="w14 w15 w16se w16cid w16 w16cex w16sdtdh w16sdtfl w16du wp14">
   <w:body>
     <w:tbl>
       <w:tblPr>
@@ -303,6 +303,7 @@
               <w:t xml:space="preserve"> und </w:t>
             </w:r>
             <w:proofErr w:type="spellStart"/>
+            <w:proofErr w:type="gramStart"/>
             <w:r>
               <w:rPr>
                 <w:rFonts w:ascii="Consolas" w:hAnsi="Consolas"/>
@@ -320,7 +321,17 @@
                 <w:iCs/>
                 <w:lang w:val="de-CH"/>
               </w:rPr>
-              <w:t>()</w:t>
+              <w:t>(</w:t>
+            </w:r>
+            <w:proofErr w:type="gramEnd"/>
+            <w:r>
+              <w:rPr>
+                <w:rFonts w:ascii="Consolas" w:hAnsi="Consolas"/>
+                <w:i/>
+                <w:iCs/>
+                <w:lang w:val="de-CH"/>
+              </w:rPr>
+              <w:t>)</w:t>
             </w:r>
             <w:r>
               <w:rPr>
@@ -478,23 +489,7 @@
                 <w:b/>
                 <w:lang w:val="de-CH"/>
               </w:rPr>
-              <w:t xml:space="preserve"> (Wer bin ich? Problem-</w:t>
-            </w:r>
-            <w:proofErr w:type="spellStart"/>
-            <w:r>
-              <w:rPr>
-                <w:b/>
-                <w:lang w:val="de-CH"/>
-              </w:rPr>
-              <w:t>Based</w:t>
-            </w:r>
-            <w:proofErr w:type="spellEnd"/>
-            <w:r>
-              <w:rPr>
-                <w:b/>
-                <w:lang w:val="de-CH"/>
-              </w:rPr>
-              <w:t xml:space="preserve"> Learning)</w:t>
+              <w:t xml:space="preserve"> (Wer bin ich? Problem-Based Learning)</w:t>
             </w:r>
           </w:p>
           <w:p>
@@ -639,23 +634,7 @@
                 <w:bCs/>
                 <w:lang w:val="de-CH"/>
               </w:rPr>
-              <w:t>File erstellen und editieren (</w:t>
-            </w:r>
-            <w:proofErr w:type="spellStart"/>
-            <w:r>
-              <w:rPr>
-                <w:bCs/>
-                <w:lang w:val="de-CH"/>
-              </w:rPr>
-              <w:t>Console</w:t>
-            </w:r>
-            <w:proofErr w:type="spellEnd"/>
-            <w:r>
-              <w:rPr>
-                <w:bCs/>
-                <w:lang w:val="de-CH"/>
-              </w:rPr>
-              <w:t>, Nano)</w:t>
+              <w:t>File erstellen und editieren (Console, Nano)</w:t>
             </w:r>
           </w:p>
           <w:p>
@@ -964,17 +943,8 @@
                 <w:bCs/>
                 <w:lang w:val="de-CH"/>
               </w:rPr>
-              <w:t xml:space="preserve">Notepad++, </w:t>
-            </w:r>
-            <w:proofErr w:type="spellStart"/>
-            <w:r>
-              <w:rPr>
-                <w:bCs/>
-                <w:lang w:val="de-CH"/>
-              </w:rPr>
-              <w:t>Putty</w:t>
-            </w:r>
-            <w:proofErr w:type="spellEnd"/>
+              <w:t>Notepad++, Putty</w:t>
+            </w:r>
           </w:p>
           <w:p>
             <w:pPr>
@@ -1011,7 +981,23 @@
                 <w:bCs/>
                 <w:lang w:val="de-CH"/>
               </w:rPr>
-              <w:t>), String-Operationen, Input())</w:t>
+              <w:t xml:space="preserve">), String-Operationen, </w:t>
+            </w:r>
+            <w:proofErr w:type="gramStart"/>
+            <w:r>
+              <w:rPr>
+                <w:bCs/>
+                <w:lang w:val="de-CH"/>
+              </w:rPr>
+              <w:t>Input(</w:t>
+            </w:r>
+            <w:proofErr w:type="gramEnd"/>
+            <w:r>
+              <w:rPr>
+                <w:bCs/>
+                <w:lang w:val="de-CH"/>
+              </w:rPr>
+              <w:t>))</w:t>
             </w:r>
           </w:p>
           <w:p>
@@ -2045,11 +2031,19 @@
               </w:rPr>
               <w:t xml:space="preserve">), </w:t>
             </w:r>
-            <w:r>
-              <w:rPr>
-                <w:lang w:val="de-CH"/>
-              </w:rPr>
-              <w:t>halt()) implementieren</w:t>
+            <w:proofErr w:type="gramStart"/>
+            <w:r>
+              <w:rPr>
+                <w:lang w:val="de-CH"/>
+              </w:rPr>
+              <w:t>halt(</w:t>
+            </w:r>
+            <w:proofErr w:type="gramEnd"/>
+            <w:r>
+              <w:rPr>
+                <w:lang w:val="de-CH"/>
+              </w:rPr>
+              <w:t>)) implementieren</w:t>
             </w:r>
           </w:p>
           <w:p>
@@ -2161,21 +2155,7 @@
               <w:rPr>
                 <w:lang w:val="de-CH"/>
               </w:rPr>
-              <w:t xml:space="preserve"> mit </w:t>
-            </w:r>
-            <w:proofErr w:type="spellStart"/>
-            <w:r>
-              <w:rPr>
-                <w:lang w:val="de-CH"/>
-              </w:rPr>
-              <w:t>Pre</w:t>
-            </w:r>
-            <w:proofErr w:type="spellEnd"/>
-            <w:r>
-              <w:rPr>
-                <w:lang w:val="de-CH"/>
-              </w:rPr>
-              <w:t xml:space="preserve">-Checks und </w:t>
+              <w:t xml:space="preserve"> mit Pre-Checks und </w:t>
             </w:r>
             <w:proofErr w:type="spellStart"/>
             <w:r>
@@ -2378,6 +2358,7 @@
               <w:t xml:space="preserve">, </w:t>
             </w:r>
             <w:proofErr w:type="spellStart"/>
+            <w:proofErr w:type="gramStart"/>
             <w:r>
               <w:rPr>
                 <w:rFonts w:ascii="Consolas" w:hAnsi="Consolas"/>
@@ -2391,7 +2372,15 @@
                 <w:rFonts w:ascii="Consolas" w:hAnsi="Consolas"/>
                 <w:lang w:val="de-CH"/>
               </w:rPr>
-              <w:t>()</w:t>
+              <w:t>(</w:t>
+            </w:r>
+            <w:proofErr w:type="gramEnd"/>
+            <w:r>
+              <w:rPr>
+                <w:rFonts w:ascii="Consolas" w:hAnsi="Consolas"/>
+                <w:lang w:val="de-CH"/>
+              </w:rPr>
+              <w:t>)</w:t>
             </w:r>
             <w:r>
               <w:rPr>
@@ -3142,6 +3131,7 @@
               <w:t xml:space="preserve">), </w:t>
             </w:r>
             <w:proofErr w:type="spellStart"/>
+            <w:proofErr w:type="gramStart"/>
             <w:r>
               <w:rPr>
                 <w:lang w:val="de-CH"/>
@@ -3153,9 +3143,17 @@
               <w:rPr>
                 <w:lang w:val="de-CH"/>
               </w:rPr>
-              <w:t xml:space="preserve">(), </w:t>
+              <w:t>(</w:t>
+            </w:r>
+            <w:proofErr w:type="gramEnd"/>
+            <w:r>
+              <w:rPr>
+                <w:lang w:val="de-CH"/>
+              </w:rPr>
+              <w:t xml:space="preserve">), </w:t>
             </w:r>
             <w:proofErr w:type="spellStart"/>
+            <w:proofErr w:type="gramStart"/>
             <w:r>
               <w:rPr>
                 <w:lang w:val="de-CH"/>
@@ -3167,9 +3165,17 @@
               <w:rPr>
                 <w:lang w:val="de-CH"/>
               </w:rPr>
-              <w:t xml:space="preserve">(), </w:t>
+              <w:t>(</w:t>
+            </w:r>
+            <w:proofErr w:type="gramEnd"/>
+            <w:r>
+              <w:rPr>
+                <w:lang w:val="de-CH"/>
+              </w:rPr>
+              <w:t xml:space="preserve">), </w:t>
             </w:r>
             <w:proofErr w:type="spellStart"/>
+            <w:proofErr w:type="gramStart"/>
             <w:r>
               <w:rPr>
                 <w:lang w:val="de-CH"/>
@@ -3181,9 +3187,17 @@
               <w:rPr>
                 <w:lang w:val="de-CH"/>
               </w:rPr>
-              <w:t xml:space="preserve">(), </w:t>
+              <w:t>(</w:t>
+            </w:r>
+            <w:proofErr w:type="gramEnd"/>
+            <w:r>
+              <w:rPr>
+                <w:lang w:val="de-CH"/>
+              </w:rPr>
+              <w:t xml:space="preserve">), </w:t>
             </w:r>
             <w:proofErr w:type="spellStart"/>
+            <w:proofErr w:type="gramStart"/>
             <w:r>
               <w:rPr>
                 <w:lang w:val="de-CH"/>
@@ -3195,7 +3209,14 @@
               <w:rPr>
                 <w:lang w:val="de-CH"/>
               </w:rPr>
-              <w:t>()</w:t>
+              <w:t>(</w:t>
+            </w:r>
+            <w:proofErr w:type="gramEnd"/>
+            <w:r>
+              <w:rPr>
+                <w:lang w:val="de-CH"/>
+              </w:rPr>
+              <w:t>)</w:t>
             </w:r>
           </w:p>
           <w:p>
@@ -3358,6 +3379,7 @@
               <w:t xml:space="preserve">), </w:t>
             </w:r>
             <w:proofErr w:type="spellStart"/>
+            <w:proofErr w:type="gramStart"/>
             <w:r>
               <w:rPr>
                 <w:bCs/>
@@ -3371,9 +3393,18 @@
                 <w:bCs/>
                 <w:lang w:val="de-CH"/>
               </w:rPr>
-              <w:t xml:space="preserve">(), </w:t>
+              <w:t>(</w:t>
+            </w:r>
+            <w:proofErr w:type="gramEnd"/>
+            <w:r>
+              <w:rPr>
+                <w:bCs/>
+                <w:lang w:val="de-CH"/>
+              </w:rPr>
+              <w:t xml:space="preserve">), </w:t>
             </w:r>
             <w:proofErr w:type="spellStart"/>
+            <w:proofErr w:type="gramStart"/>
             <w:r>
               <w:rPr>
                 <w:bCs/>
@@ -3387,7 +3418,15 @@
                 <w:bCs/>
                 <w:lang w:val="de-CH"/>
               </w:rPr>
-              <w:t>()</w:t>
+              <w:t>(</w:t>
+            </w:r>
+            <w:proofErr w:type="gramEnd"/>
+            <w:r>
+              <w:rPr>
+                <w:bCs/>
+                <w:lang w:val="de-CH"/>
+              </w:rPr>
+              <w:t>)</w:t>
             </w:r>
           </w:p>
           <w:p>
@@ -3607,7 +3646,13 @@
               <w:rPr>
                 <w:lang w:val="de-CH"/>
               </w:rPr>
-              <w:t>15’</w:t>
+              <w:t>45</w:t>
+            </w:r>
+            <w:r>
+              <w:rPr>
+                <w:lang w:val="de-CH"/>
+              </w:rPr>
+              <w:t>’</w:t>
             </w:r>
           </w:p>
           <w:p>
@@ -3691,7 +3736,13 @@
               <w:rPr>
                 <w:lang w:val="de-CH"/>
               </w:rPr>
-              <w:t>140‘</w:t>
+              <w:t>95</w:t>
+            </w:r>
+            <w:r>
+              <w:rPr>
+                <w:lang w:val="de-CH"/>
+              </w:rPr>
+              <w:t>‘</w:t>
             </w:r>
           </w:p>
         </w:tc>
@@ -4019,9 +4070,24 @@
               <w:rPr>
                 <w:lang w:val="de-CH"/>
               </w:rPr>
-              <w:t xml:space="preserve">], Tupels(), </w:t>
+              <w:t xml:space="preserve">], </w:t>
+            </w:r>
+            <w:proofErr w:type="gramStart"/>
+            <w:r>
+              <w:rPr>
+                <w:lang w:val="de-CH"/>
+              </w:rPr>
+              <w:t>Tupels(</w:t>
+            </w:r>
+            <w:proofErr w:type="gramEnd"/>
+            <w:r>
+              <w:rPr>
+                <w:lang w:val="de-CH"/>
+              </w:rPr>
+              <w:t xml:space="preserve">), </w:t>
             </w:r>
             <w:proofErr w:type="spellStart"/>
+            <w:proofErr w:type="gramStart"/>
             <w:r>
               <w:rPr>
                 <w:lang w:val="de-CH"/>
@@ -4033,7 +4099,14 @@
               <w:rPr>
                 <w:lang w:val="de-CH"/>
               </w:rPr>
-              <w:t>{}</w:t>
+              <w:t>{</w:t>
+            </w:r>
+            <w:proofErr w:type="gramEnd"/>
+            <w:r>
+              <w:rPr>
+                <w:lang w:val="de-CH"/>
+              </w:rPr>
+              <w:t>}</w:t>
             </w:r>
           </w:p>
           <w:p>
@@ -4125,19 +4198,11 @@
                 <w:lang w:val="de-CH"/>
               </w:rPr>
             </w:pPr>
-            <w:proofErr w:type="spellStart"/>
-            <w:r>
-              <w:rPr>
-                <w:lang w:val="de-CH"/>
-              </w:rPr>
-              <w:t>for</w:t>
-            </w:r>
-            <w:proofErr w:type="spellEnd"/>
-            <w:r>
-              <w:rPr>
-                <w:lang w:val="de-CH"/>
-              </w:rPr>
-              <w:t xml:space="preserve"> – Loops</w:t>
+            <w:r>
+              <w:rPr>
+                <w:lang w:val="de-CH"/>
+              </w:rPr>
+              <w:t>for – Loops</w:t>
             </w:r>
           </w:p>
           <w:p>
@@ -5322,7 +5387,7 @@
                 <w:sz w:val="20"/>
                 <w:lang w:val="de-CH"/>
               </w:rPr>
-              <w:t>Open-</w:t>
+              <w:t>Open-Weather REST Service mit eigenem Token (</w:t>
             </w:r>
             <w:proofErr w:type="spellStart"/>
             <w:r>
@@ -5331,7 +5396,7 @@
                 <w:sz w:val="20"/>
                 <w:lang w:val="de-CH"/>
               </w:rPr>
-              <w:t>Weather</w:t>
+              <w:t>AppID</w:t>
             </w:r>
             <w:proofErr w:type="spellEnd"/>
             <w:r>
@@ -5340,33 +5405,33 @@
                 <w:sz w:val="20"/>
                 <w:lang w:val="de-CH"/>
               </w:rPr>
-              <w:t xml:space="preserve"> REST Service mit eigenem Token (</w:t>
-            </w:r>
-            <w:proofErr w:type="spellStart"/>
+              <w:t xml:space="preserve">) aus Python </w:t>
+            </w:r>
             <w:r>
               <w:rPr>
                 <w:iCs/>
                 <w:sz w:val="20"/>
                 <w:lang w:val="de-CH"/>
               </w:rPr>
-              <w:t>AppID</w:t>
-            </w:r>
-            <w:proofErr w:type="spellEnd"/>
+              <w:t>aufrufen (</w:t>
+            </w:r>
+            <w:proofErr w:type="spellStart"/>
             <w:r>
               <w:rPr>
                 <w:iCs/>
                 <w:sz w:val="20"/>
                 <w:lang w:val="de-CH"/>
               </w:rPr>
-              <w:t xml:space="preserve">) aus Python </w:t>
-            </w:r>
+              <w:t>requesten</w:t>
+            </w:r>
+            <w:proofErr w:type="spellEnd"/>
             <w:r>
               <w:rPr>
                 <w:iCs/>
                 <w:sz w:val="20"/>
                 <w:lang w:val="de-CH"/>
               </w:rPr>
-              <w:t>aufrufen (</w:t>
+              <w:t xml:space="preserve">) und </w:t>
             </w:r>
             <w:proofErr w:type="spellStart"/>
             <w:r>
@@ -5375,7 +5440,7 @@
                 <w:sz w:val="20"/>
                 <w:lang w:val="de-CH"/>
               </w:rPr>
-              <w:t>requesten</w:t>
+              <w:t>response</w:t>
             </w:r>
             <w:proofErr w:type="spellEnd"/>
             <w:r>
@@ -5384,44 +5449,46 @@
                 <w:sz w:val="20"/>
                 <w:lang w:val="de-CH"/>
               </w:rPr>
-              <w:t xml:space="preserve">) und </w:t>
-            </w:r>
-            <w:proofErr w:type="spellStart"/>
+              <w:t xml:space="preserve"> als </w:t>
+            </w:r>
+            <w:proofErr w:type="gramStart"/>
             <w:r>
               <w:rPr>
                 <w:iCs/>
                 <w:sz w:val="20"/>
                 <w:lang w:val="de-CH"/>
               </w:rPr>
-              <w:t>response</w:t>
-            </w:r>
-            <w:proofErr w:type="spellEnd"/>
+              <w:t>JSON Struktur</w:t>
+            </w:r>
+            <w:proofErr w:type="gramEnd"/>
             <w:r>
               <w:rPr>
                 <w:iCs/>
                 <w:sz w:val="20"/>
                 <w:lang w:val="de-CH"/>
               </w:rPr>
-              <w:t xml:space="preserve"> als </w:t>
-            </w:r>
-            <w:proofErr w:type="gramStart"/>
-            <w:r>
+              <w:t xml:space="preserve"> verarbeiten.</w:t>
+            </w:r>
+          </w:p>
+          <w:p>
+            <w:pPr>
+              <w:jc w:val="left"/>
               <w:rPr>
                 <w:iCs/>
                 <w:sz w:val="20"/>
                 <w:lang w:val="de-CH"/>
               </w:rPr>
-              <w:t>JSON Struktur</w:t>
-            </w:r>
-            <w:proofErr w:type="gramEnd"/>
-            <w:r>
+            </w:pPr>
+          </w:p>
+          <w:p>
+            <w:pPr>
+              <w:jc w:val="left"/>
               <w:rPr>
                 <w:iCs/>
                 <w:sz w:val="20"/>
                 <w:lang w:val="de-CH"/>
               </w:rPr>
-              <w:t xml:space="preserve"> verarbeiten.</w:t>
-            </w:r>
+            </w:pPr>
           </w:p>
           <w:p>
             <w:pPr>
@@ -5452,77 +5519,39 @@
                 <w:lang w:val="de-CH"/>
               </w:rPr>
             </w:pPr>
-          </w:p>
-          <w:p>
-            <w:pPr>
-              <w:jc w:val="left"/>
+            <w:r>
               <w:rPr>
                 <w:iCs/>
                 <w:sz w:val="20"/>
                 <w:lang w:val="de-CH"/>
               </w:rPr>
-            </w:pPr>
-          </w:p>
-          <w:p>
-            <w:pPr>
-              <w:jc w:val="left"/>
+              <w:t xml:space="preserve">Filehandling </w:t>
+            </w:r>
+            <w:proofErr w:type="gramStart"/>
+            <w:r>
               <w:rPr>
                 <w:iCs/>
                 <w:sz w:val="20"/>
                 <w:lang w:val="de-CH"/>
               </w:rPr>
-            </w:pPr>
+              <w:t>open(</w:t>
+            </w:r>
+            <w:proofErr w:type="gramEnd"/>
             <w:r>
               <w:rPr>
                 <w:iCs/>
                 <w:sz w:val="20"/>
                 <w:lang w:val="de-CH"/>
               </w:rPr>
-              <w:t xml:space="preserve">Filehandling </w:t>
-            </w:r>
-            <w:proofErr w:type="gramStart"/>
+              <w:t>)</w:t>
+            </w:r>
             <w:r>
               <w:rPr>
                 <w:iCs/>
                 <w:sz w:val="20"/>
                 <w:lang w:val="de-CH"/>
               </w:rPr>
-              <w:t>open(</w:t>
-            </w:r>
-            <w:proofErr w:type="gramEnd"/>
-            <w:r>
-              <w:rPr>
-                <w:iCs/>
-                <w:sz w:val="20"/>
-                <w:lang w:val="de-CH"/>
-              </w:rPr>
-              <w:t>)</w:t>
-            </w:r>
-            <w:r>
-              <w:rPr>
-                <w:iCs/>
-                <w:sz w:val="20"/>
-                <w:lang w:val="de-CH"/>
-              </w:rPr>
-              <w:t xml:space="preserve"> </w:t>
-            </w:r>
-            <w:proofErr w:type="spellStart"/>
-            <w:r>
-              <w:rPr>
-                <w:iCs/>
-                <w:sz w:val="20"/>
-                <w:lang w:val="de-CH"/>
-              </w:rPr>
-              <w:t>for</w:t>
-            </w:r>
-            <w:proofErr w:type="spellEnd"/>
-            <w:r>
-              <w:rPr>
-                <w:iCs/>
-                <w:sz w:val="20"/>
-                <w:lang w:val="de-CH"/>
-              </w:rPr>
-              <w:t xml:space="preserve"> </w:t>
+              <w:t xml:space="preserve"> for </w:t>
             </w:r>
             <w:proofErr w:type="spellStart"/>
             <w:r>
@@ -6529,21 +6558,7 @@
               <w:rPr>
                 <w:lang w:val="de-CH"/>
               </w:rPr>
-              <w:t xml:space="preserve">Eine allgemeine </w:t>
-            </w:r>
-            <w:proofErr w:type="spellStart"/>
-            <w:r>
-              <w:rPr>
-                <w:lang w:val="de-CH"/>
-              </w:rPr>
-              <w:t>Weather</w:t>
-            </w:r>
-            <w:proofErr w:type="spellEnd"/>
-            <w:r>
-              <w:rPr>
-                <w:lang w:val="de-CH"/>
-              </w:rPr>
-              <w:t>-Class designen und implementieren, welche eine Wetterstation an einem bestimmten Ort kapselt.</w:t>
+              <w:t>Eine allgemeine Weather-Class designen und implementieren, welche eine Wetterstation an einem bestimmten Ort kapselt.</w:t>
             </w:r>
           </w:p>
         </w:tc>
@@ -7210,7 +7225,7 @@
 </file>
 
 <file path=word/endnotes.xml><?xml version="1.0" encoding="utf-8"?>
-<w:endnotes xmlns:wpc="http://schemas.microsoft.com/office/word/2010/wordprocessingCanvas" xmlns:cx="http://schemas.microsoft.com/office/drawing/2014/chartex" xmlns:cx1="http://schemas.microsoft.com/office/drawing/2015/9/8/chartex" xmlns:cx2="http://schemas.microsoft.com/office/drawing/2015/10/21/chartex" xmlns:cx3="http://schemas.microsoft.com/office/drawing/2016/5/9/chartex" xmlns:cx4="http://schemas.microsoft.com/office/drawing/2016/5/10/chartex" xmlns:cx5="http://schemas.microsoft.com/office/drawing/2016/5/11/chartex" xmlns:cx6="http://schemas.microsoft.com/office/drawing/2016/5/12/chartex" xmlns:cx7="http://schemas.microsoft.com/office/drawing/2016/5/13/chartex" xmlns:cx8="http://schemas.microsoft.com/office/drawing/2016/5/14/chartex" xmlns:mc="http://schemas.openxmlformats.org/markup-compatibility/2006" xmlns:aink="http://schemas.microsoft.com/office/drawing/2016/ink" xmlns:am3d="http://schemas.microsoft.com/office/drawing/2017/model3d" xmlns:o="urn:schemas-microsoft-com:office:office" xmlns:oel="http://schemas.microsoft.com/office/2019/extlst" xmlns:r="http://schemas.openxmlformats.org/officeDocument/2006/relationships" xmlns:m="http://schemas.openxmlformats.org/officeDocument/2006/math" xmlns:v="urn:schemas-microsoft-com:vml" xmlns:wp14="http://schemas.microsoft.com/office/word/2010/wordprocessingDrawing" xmlns:wp="http://schemas.openxmlformats.org/drawingml/2006/wordprocessingDrawing" xmlns:w10="urn:schemas-microsoft-com:office:word" xmlns:w="http://schemas.openxmlformats.org/wordprocessingml/2006/main" xmlns:w14="http://schemas.microsoft.com/office/word/2010/wordml" xmlns:w15="http://schemas.microsoft.com/office/word/2012/wordml" xmlns:w16cex="http://schemas.microsoft.com/office/word/2018/wordml/cex" xmlns:w16cid="http://schemas.microsoft.com/office/word/2016/wordml/cid" xmlns:w16="http://schemas.microsoft.com/office/word/2018/wordml" xmlns:w16sdtdh="http://schemas.microsoft.com/office/word/2020/wordml/sdtdatahash" xmlns:w16se="http://schemas.microsoft.com/office/word/2015/wordml/symex" xmlns:wpg="http://schemas.microsoft.com/office/word/2010/wordprocessingGroup" xmlns:wpi="http://schemas.microsoft.com/office/word/2010/wordprocessingInk" xmlns:wne="http://schemas.microsoft.com/office/word/2006/wordml" xmlns:wps="http://schemas.microsoft.com/office/word/2010/wordprocessingShape" mc:Ignorable="w14 w15 w16se w16cid w16 w16cex w16sdtdh wp14">
+<w:endnotes xmlns:wpc="http://schemas.microsoft.com/office/word/2010/wordprocessingCanvas" xmlns:cx="http://schemas.microsoft.com/office/drawing/2014/chartex" xmlns:cx1="http://schemas.microsoft.com/office/drawing/2015/9/8/chartex" xmlns:cx2="http://schemas.microsoft.com/office/drawing/2015/10/21/chartex" xmlns:cx3="http://schemas.microsoft.com/office/drawing/2016/5/9/chartex" xmlns:cx4="http://schemas.microsoft.com/office/drawing/2016/5/10/chartex" xmlns:cx5="http://schemas.microsoft.com/office/drawing/2016/5/11/chartex" xmlns:cx6="http://schemas.microsoft.com/office/drawing/2016/5/12/chartex" xmlns:cx7="http://schemas.microsoft.com/office/drawing/2016/5/13/chartex" xmlns:cx8="http://schemas.microsoft.com/office/drawing/2016/5/14/chartex" xmlns:mc="http://schemas.openxmlformats.org/markup-compatibility/2006" xmlns:aink="http://schemas.microsoft.com/office/drawing/2016/ink" xmlns:am3d="http://schemas.microsoft.com/office/drawing/2017/model3d" xmlns:o="urn:schemas-microsoft-com:office:office" xmlns:oel="http://schemas.microsoft.com/office/2019/extlst" xmlns:r="http://schemas.openxmlformats.org/officeDocument/2006/relationships" xmlns:m="http://schemas.openxmlformats.org/officeDocument/2006/math" xmlns:v="urn:schemas-microsoft-com:vml" xmlns:wp14="http://schemas.microsoft.com/office/word/2010/wordprocessingDrawing" xmlns:wp="http://schemas.openxmlformats.org/drawingml/2006/wordprocessingDrawing" xmlns:w10="urn:schemas-microsoft-com:office:word" xmlns:w="http://schemas.openxmlformats.org/wordprocessingml/2006/main" xmlns:w14="http://schemas.microsoft.com/office/word/2010/wordml" xmlns:w15="http://schemas.microsoft.com/office/word/2012/wordml" xmlns:w16cei="http://schemas.microsoft.com/office/word/2026/wordml/cei" xmlns:w16cex="http://schemas.microsoft.com/office/word/2018/wordml/cex" xmlns:w16cid="http://schemas.microsoft.com/office/word/2016/wordml/cid" xmlns:w16="http://schemas.microsoft.com/office/word/2018/wordml" xmlns:w16du="http://schemas.microsoft.com/office/word/2023/wordml/word16du" xmlns:w16sdtdh="http://schemas.microsoft.com/office/word/2020/wordml/sdtdatahash" xmlns:w16sdtfl="http://schemas.microsoft.com/office/word/2024/wordml/sdtformatlock" xmlns:w16se="http://schemas.microsoft.com/office/word/2015/wordml/symex" xmlns:wpg="http://schemas.microsoft.com/office/word/2010/wordprocessingGroup" xmlns:wpi="http://schemas.microsoft.com/office/word/2010/wordprocessingInk" xmlns:wne="http://schemas.microsoft.com/office/word/2006/wordml" xmlns:wps="http://schemas.microsoft.com/office/word/2010/wordprocessingShape" mc:Ignorable="w14 w15 w16se w16cid w16 w16cex w16sdtdh w16sdtfl w16du wp14">
   <w:endnote w:type="separator" w:id="-1">
     <w:p>
       <w:r>
@@ -7229,7 +7244,7 @@
 </file>
 
 <file path=word/footer1.xml><?xml version="1.0" encoding="utf-8"?>
-<w:ftr xmlns:wpc="http://schemas.microsoft.com/office/word/2010/wordprocessingCanvas" xmlns:cx="http://schemas.microsoft.com/office/drawing/2014/chartex" xmlns:cx1="http://schemas.microsoft.com/office/drawing/2015/9/8/chartex" xmlns:cx2="http://schemas.microsoft.com/office/drawing/2015/10/21/chartex" xmlns:cx3="http://schemas.microsoft.com/office/drawing/2016/5/9/chartex" xmlns:cx4="http://schemas.microsoft.com/office/drawing/2016/5/10/chartex" xmlns:cx5="http://schemas.microsoft.com/office/drawing/2016/5/11/chartex" xmlns:cx6="http://schemas.microsoft.com/office/drawing/2016/5/12/chartex" xmlns:cx7="http://schemas.microsoft.com/office/drawing/2016/5/13/chartex" xmlns:cx8="http://schemas.microsoft.com/office/drawing/2016/5/14/chartex" xmlns:mc="http://schemas.openxmlformats.org/markup-compatibility/2006" xmlns:aink="http://schemas.microsoft.com/office/drawing/2016/ink" xmlns:am3d="http://schemas.microsoft.com/office/drawing/2017/model3d" xmlns:o="urn:schemas-microsoft-com:office:office" xmlns:oel="http://schemas.microsoft.com/office/2019/extlst" xmlns:r="http://schemas.openxmlformats.org/officeDocument/2006/relationships" xmlns:m="http://schemas.openxmlformats.org/officeDocument/2006/math" xmlns:v="urn:schemas-microsoft-com:vml" xmlns:wp14="http://schemas.microsoft.com/office/word/2010/wordprocessingDrawing" xmlns:wp="http://schemas.openxmlformats.org/drawingml/2006/wordprocessingDrawing" xmlns:w10="urn:schemas-microsoft-com:office:word" xmlns:w="http://schemas.openxmlformats.org/wordprocessingml/2006/main" xmlns:w14="http://schemas.microsoft.com/office/word/2010/wordml" xmlns:w15="http://schemas.microsoft.com/office/word/2012/wordml" xmlns:w16cex="http://schemas.microsoft.com/office/word/2018/wordml/cex" xmlns:w16cid="http://schemas.microsoft.com/office/word/2016/wordml/cid" xmlns:w16="http://schemas.microsoft.com/office/word/2018/wordml" xmlns:w16sdtdh="http://schemas.microsoft.com/office/word/2020/wordml/sdtdatahash" xmlns:w16se="http://schemas.microsoft.com/office/word/2015/wordml/symex" xmlns:wpg="http://schemas.microsoft.com/office/word/2010/wordprocessingGroup" xmlns:wpi="http://schemas.microsoft.com/office/word/2010/wordprocessingInk" xmlns:wne="http://schemas.microsoft.com/office/word/2006/wordml" xmlns:wps="http://schemas.microsoft.com/office/word/2010/wordprocessingShape" mc:Ignorable="w14 w15 w16se w16cid w16 w16cex w16sdtdh wp14">
+<w:ftr xmlns:wpc="http://schemas.microsoft.com/office/word/2010/wordprocessingCanvas" xmlns:cx="http://schemas.microsoft.com/office/drawing/2014/chartex" xmlns:cx1="http://schemas.microsoft.com/office/drawing/2015/9/8/chartex" xmlns:cx2="http://schemas.microsoft.com/office/drawing/2015/10/21/chartex" xmlns:cx3="http://schemas.microsoft.com/office/drawing/2016/5/9/chartex" xmlns:cx4="http://schemas.microsoft.com/office/drawing/2016/5/10/chartex" xmlns:cx5="http://schemas.microsoft.com/office/drawing/2016/5/11/chartex" xmlns:cx6="http://schemas.microsoft.com/office/drawing/2016/5/12/chartex" xmlns:cx7="http://schemas.microsoft.com/office/drawing/2016/5/13/chartex" xmlns:cx8="http://schemas.microsoft.com/office/drawing/2016/5/14/chartex" xmlns:mc="http://schemas.openxmlformats.org/markup-compatibility/2006" xmlns:aink="http://schemas.microsoft.com/office/drawing/2016/ink" xmlns:am3d="http://schemas.microsoft.com/office/drawing/2017/model3d" xmlns:o="urn:schemas-microsoft-com:office:office" xmlns:oel="http://schemas.microsoft.com/office/2019/extlst" xmlns:r="http://schemas.openxmlformats.org/officeDocument/2006/relationships" xmlns:m="http://schemas.openxmlformats.org/officeDocument/2006/math" xmlns:v="urn:schemas-microsoft-com:vml" xmlns:wp14="http://schemas.microsoft.com/office/word/2010/wordprocessingDrawing" xmlns:wp="http://schemas.openxmlformats.org/drawingml/2006/wordprocessingDrawing" xmlns:w10="urn:schemas-microsoft-com:office:word" xmlns:w="http://schemas.openxmlformats.org/wordprocessingml/2006/main" xmlns:w14="http://schemas.microsoft.com/office/word/2010/wordml" xmlns:w15="http://schemas.microsoft.com/office/word/2012/wordml" xmlns:w16cei="http://schemas.microsoft.com/office/word/2026/wordml/cei" xmlns:w16cex="http://schemas.microsoft.com/office/word/2018/wordml/cex" xmlns:w16cid="http://schemas.microsoft.com/office/word/2016/wordml/cid" xmlns:w16="http://schemas.microsoft.com/office/word/2018/wordml" xmlns:w16du="http://schemas.microsoft.com/office/word/2023/wordml/word16du" xmlns:w16sdtdh="http://schemas.microsoft.com/office/word/2020/wordml/sdtdatahash" xmlns:w16sdtfl="http://schemas.microsoft.com/office/word/2024/wordml/sdtformatlock" xmlns:w16se="http://schemas.microsoft.com/office/word/2015/wordml/symex" xmlns:wpg="http://schemas.microsoft.com/office/word/2010/wordprocessingGroup" xmlns:wpi="http://schemas.microsoft.com/office/word/2010/wordprocessingInk" xmlns:wne="http://schemas.microsoft.com/office/word/2006/wordml" xmlns:wps="http://schemas.microsoft.com/office/word/2010/wordprocessingShape" mc:Ignorable="w14 w15 w16se w16cid w16 w16cex w16sdtdh w16sdtfl w16du wp14">
   <w:tbl>
     <w:tblPr>
       <w:tblW w:w="0" w:type="auto"/>
@@ -7326,21 +7341,7 @@
               <w:sz w:val="14"/>
               <w:lang w:val="de-CH"/>
             </w:rPr>
-            <w:t>\Unterrichtsplan_HFE_</w:t>
-          </w:r>
-          <w:r>
-            <w:rPr>
-              <w:sz w:val="14"/>
-              <w:lang w:val="de-CH"/>
-            </w:rPr>
-            <w:t>RPI</w:t>
-          </w:r>
-          <w:r>
-            <w:rPr>
-              <w:sz w:val="14"/>
-              <w:lang w:val="de-CH"/>
-            </w:rPr>
-            <w:t>.docx</w:t>
+            <w:t>\Unterrichtsplan_HFE_RPI.docx</w:t>
           </w:r>
           <w:r>
             <w:rPr>
@@ -7368,19 +7369,7 @@
             <w:rPr>
               <w:sz w:val="14"/>
             </w:rPr>
-            <w:t>10.11</w:t>
-          </w:r>
-          <w:r>
-            <w:rPr>
-              <w:sz w:val="14"/>
-            </w:rPr>
-            <w:t>.202</w:t>
-          </w:r>
-          <w:r>
-            <w:rPr>
-              <w:sz w:val="14"/>
-            </w:rPr>
-            <w:t>3</w:t>
+            <w:t>10.8.2026</w:t>
           </w:r>
         </w:p>
       </w:tc>
@@ -7525,7 +7514,7 @@
 </file>
 
 <file path=word/footnotes.xml><?xml version="1.0" encoding="utf-8"?>
-<w:footnotes xmlns:wpc="http://schemas.microsoft.com/office/word/2010/wordprocessingCanvas" xmlns:cx="http://schemas.microsoft.com/office/drawing/2014/chartex" xmlns:cx1="http://schemas.microsoft.com/office/drawing/2015/9/8/chartex" xmlns:cx2="http://schemas.microsoft.com/office/drawing/2015/10/21/chartex" xmlns:cx3="http://schemas.microsoft.com/office/drawing/2016/5/9/chartex" xmlns:cx4="http://schemas.microsoft.com/office/drawing/2016/5/10/chartex" xmlns:cx5="http://schemas.microsoft.com/office/drawing/2016/5/11/chartex" xmlns:cx6="http://schemas.microsoft.com/office/drawing/2016/5/12/chartex" xmlns:cx7="http://schemas.microsoft.com/office/drawing/2016/5/13/chartex" xmlns:cx8="http://schemas.microsoft.com/office/drawing/2016/5/14/chartex" xmlns:mc="http://schemas.openxmlformats.org/markup-compatibility/2006" xmlns:aink="http://schemas.microsoft.com/office/drawing/2016/ink" xmlns:am3d="http://schemas.microsoft.com/office/drawing/2017/model3d" xmlns:o="urn:schemas-microsoft-com:office:office" xmlns:oel="http://schemas.microsoft.com/office/2019/extlst" xmlns:r="http://schemas.openxmlformats.org/officeDocument/2006/relationships" xmlns:m="http://schemas.openxmlformats.org/officeDocument/2006/math" xmlns:v="urn:schemas-microsoft-com:vml" xmlns:wp14="http://schemas.microsoft.com/office/word/2010/wordprocessingDrawing" xmlns:wp="http://schemas.openxmlformats.org/drawingml/2006/wordprocessingDrawing" xmlns:w10="urn:schemas-microsoft-com:office:word" xmlns:w="http://schemas.openxmlformats.org/wordprocessingml/2006/main" xmlns:w14="http://schemas.microsoft.com/office/word/2010/wordml" xmlns:w15="http://schemas.microsoft.com/office/word/2012/wordml" xmlns:w16cex="http://schemas.microsoft.com/office/word/2018/wordml/cex" xmlns:w16cid="http://schemas.microsoft.com/office/word/2016/wordml/cid" xmlns:w16="http://schemas.microsoft.com/office/word/2018/wordml" xmlns:w16sdtdh="http://schemas.microsoft.com/office/word/2020/wordml/sdtdatahash" xmlns:w16se="http://schemas.microsoft.com/office/word/2015/wordml/symex" xmlns:wpg="http://schemas.microsoft.com/office/word/2010/wordprocessingGroup" xmlns:wpi="http://schemas.microsoft.com/office/word/2010/wordprocessingInk" xmlns:wne="http://schemas.microsoft.com/office/word/2006/wordml" xmlns:wps="http://schemas.microsoft.com/office/word/2010/wordprocessingShape" mc:Ignorable="w14 w15 w16se w16cid w16 w16cex w16sdtdh wp14">
+<w:footnotes xmlns:wpc="http://schemas.microsoft.com/office/word/2010/wordprocessingCanvas" xmlns:cx="http://schemas.microsoft.com/office/drawing/2014/chartex" xmlns:cx1="http://schemas.microsoft.com/office/drawing/2015/9/8/chartex" xmlns:cx2="http://schemas.microsoft.com/office/drawing/2015/10/21/chartex" xmlns:cx3="http://schemas.microsoft.com/office/drawing/2016/5/9/chartex" xmlns:cx4="http://schemas.microsoft.com/office/drawing/2016/5/10/chartex" xmlns:cx5="http://schemas.microsoft.com/office/drawing/2016/5/11/chartex" xmlns:cx6="http://schemas.microsoft.com/office/drawing/2016/5/12/chartex" xmlns:cx7="http://schemas.microsoft.com/office/drawing/2016/5/13/chartex" xmlns:cx8="http://schemas.microsoft.com/office/drawing/2016/5/14/chartex" xmlns:mc="http://schemas.openxmlformats.org/markup-compatibility/2006" xmlns:aink="http://schemas.microsoft.com/office/drawing/2016/ink" xmlns:am3d="http://schemas.microsoft.com/office/drawing/2017/model3d" xmlns:o="urn:schemas-microsoft-com:office:office" xmlns:oel="http://schemas.microsoft.com/office/2019/extlst" xmlns:r="http://schemas.openxmlformats.org/officeDocument/2006/relationships" xmlns:m="http://schemas.openxmlformats.org/officeDocument/2006/math" xmlns:v="urn:schemas-microsoft-com:vml" xmlns:wp14="http://schemas.microsoft.com/office/word/2010/wordprocessingDrawing" xmlns:wp="http://schemas.openxmlformats.org/drawingml/2006/wordprocessingDrawing" xmlns:w10="urn:schemas-microsoft-com:office:word" xmlns:w="http://schemas.openxmlformats.org/wordprocessingml/2006/main" xmlns:w14="http://schemas.microsoft.com/office/word/2010/wordml" xmlns:w15="http://schemas.microsoft.com/office/word/2012/wordml" xmlns:w16cei="http://schemas.microsoft.com/office/word/2026/wordml/cei" xmlns:w16cex="http://schemas.microsoft.com/office/word/2018/wordml/cex" xmlns:w16cid="http://schemas.microsoft.com/office/word/2016/wordml/cid" xmlns:w16="http://schemas.microsoft.com/office/word/2018/wordml" xmlns:w16du="http://schemas.microsoft.com/office/word/2023/wordml/word16du" xmlns:w16sdtdh="http://schemas.microsoft.com/office/word/2020/wordml/sdtdatahash" xmlns:w16sdtfl="http://schemas.microsoft.com/office/word/2024/wordml/sdtformatlock" xmlns:w16se="http://schemas.microsoft.com/office/word/2015/wordml/symex" xmlns:wpg="http://schemas.microsoft.com/office/word/2010/wordprocessingGroup" xmlns:wpi="http://schemas.microsoft.com/office/word/2010/wordprocessingInk" xmlns:wne="http://schemas.microsoft.com/office/word/2006/wordml" xmlns:wps="http://schemas.microsoft.com/office/word/2010/wordprocessingShape" mc:Ignorable="w14 w15 w16se w16cid w16 w16cex w16sdtdh w16sdtfl w16du wp14">
   <w:footnote w:type="separator" w:id="-1">
     <w:p>
       <w:r>
@@ -7544,7 +7533,7 @@
 </file>
 
 <file path=word/header1.xml><?xml version="1.0" encoding="utf-8"?>
-<w:hdr xmlns:wpc="http://schemas.microsoft.com/office/word/2010/wordprocessingCanvas" xmlns:cx="http://schemas.microsoft.com/office/drawing/2014/chartex" xmlns:cx1="http://schemas.microsoft.com/office/drawing/2015/9/8/chartex" xmlns:cx2="http://schemas.microsoft.com/office/drawing/2015/10/21/chartex" xmlns:cx3="http://schemas.microsoft.com/office/drawing/2016/5/9/chartex" xmlns:cx4="http://schemas.microsoft.com/office/drawing/2016/5/10/chartex" xmlns:cx5="http://schemas.microsoft.com/office/drawing/2016/5/11/chartex" xmlns:cx6="http://schemas.microsoft.com/office/drawing/2016/5/12/chartex" xmlns:cx7="http://schemas.microsoft.com/office/drawing/2016/5/13/chartex" xmlns:cx8="http://schemas.microsoft.com/office/drawing/2016/5/14/chartex" xmlns:mc="http://schemas.openxmlformats.org/markup-compatibility/2006" xmlns:aink="http://schemas.microsoft.com/office/drawing/2016/ink" xmlns:am3d="http://schemas.microsoft.com/office/drawing/2017/model3d" xmlns:o="urn:schemas-microsoft-com:office:office" xmlns:oel="http://schemas.microsoft.com/office/2019/extlst" xmlns:r="http://schemas.openxmlformats.org/officeDocument/2006/relationships" xmlns:m="http://schemas.openxmlformats.org/officeDocument/2006/math" xmlns:v="urn:schemas-microsoft-com:vml" xmlns:wp14="http://schemas.microsoft.com/office/word/2010/wordprocessingDrawing" xmlns:wp="http://schemas.openxmlformats.org/drawingml/2006/wordprocessingDrawing" xmlns:w10="urn:schemas-microsoft-com:office:word" xmlns:w="http://schemas.openxmlformats.org/wordprocessingml/2006/main" xmlns:w14="http://schemas.microsoft.com/office/word/2010/wordml" xmlns:w15="http://schemas.microsoft.com/office/word/2012/wordml" xmlns:w16cex="http://schemas.microsoft.com/office/word/2018/wordml/cex" xmlns:w16cid="http://schemas.microsoft.com/office/word/2016/wordml/cid" xmlns:w16="http://schemas.microsoft.com/office/word/2018/wordml" xmlns:w16sdtdh="http://schemas.microsoft.com/office/word/2020/wordml/sdtdatahash" xmlns:w16se="http://schemas.microsoft.com/office/word/2015/wordml/symex" xmlns:wpg="http://schemas.microsoft.com/office/word/2010/wordprocessingGroup" xmlns:wpi="http://schemas.microsoft.com/office/word/2010/wordprocessingInk" xmlns:wne="http://schemas.microsoft.com/office/word/2006/wordml" xmlns:wps="http://schemas.microsoft.com/office/word/2010/wordprocessingShape" mc:Ignorable="w14 w15 w16se w16cid w16 w16cex w16sdtdh wp14">
+<w:hdr xmlns:wpc="http://schemas.microsoft.com/office/word/2010/wordprocessingCanvas" xmlns:cx="http://schemas.microsoft.com/office/drawing/2014/chartex" xmlns:cx1="http://schemas.microsoft.com/office/drawing/2015/9/8/chartex" xmlns:cx2="http://schemas.microsoft.com/office/drawing/2015/10/21/chartex" xmlns:cx3="http://schemas.microsoft.com/office/drawing/2016/5/9/chartex" xmlns:cx4="http://schemas.microsoft.com/office/drawing/2016/5/10/chartex" xmlns:cx5="http://schemas.microsoft.com/office/drawing/2016/5/11/chartex" xmlns:cx6="http://schemas.microsoft.com/office/drawing/2016/5/12/chartex" xmlns:cx7="http://schemas.microsoft.com/office/drawing/2016/5/13/chartex" xmlns:cx8="http://schemas.microsoft.com/office/drawing/2016/5/14/chartex" xmlns:mc="http://schemas.openxmlformats.org/markup-compatibility/2006" xmlns:aink="http://schemas.microsoft.com/office/drawing/2016/ink" xmlns:am3d="http://schemas.microsoft.com/office/drawing/2017/model3d" xmlns:o="urn:schemas-microsoft-com:office:office" xmlns:oel="http://schemas.microsoft.com/office/2019/extlst" xmlns:r="http://schemas.openxmlformats.org/officeDocument/2006/relationships" xmlns:m="http://schemas.openxmlformats.org/officeDocument/2006/math" xmlns:v="urn:schemas-microsoft-com:vml" xmlns:wp14="http://schemas.microsoft.com/office/word/2010/wordprocessingDrawing" xmlns:wp="http://schemas.openxmlformats.org/drawingml/2006/wordprocessingDrawing" xmlns:w10="urn:schemas-microsoft-com:office:word" xmlns:w="http://schemas.openxmlformats.org/wordprocessingml/2006/main" xmlns:w14="http://schemas.microsoft.com/office/word/2010/wordml" xmlns:w15="http://schemas.microsoft.com/office/word/2012/wordml" xmlns:w16cei="http://schemas.microsoft.com/office/word/2026/wordml/cei" xmlns:w16cex="http://schemas.microsoft.com/office/word/2018/wordml/cex" xmlns:w16cid="http://schemas.microsoft.com/office/word/2016/wordml/cid" xmlns:w16="http://schemas.microsoft.com/office/word/2018/wordml" xmlns:w16du="http://schemas.microsoft.com/office/word/2023/wordml/word16du" xmlns:w16sdtdh="http://schemas.microsoft.com/office/word/2020/wordml/sdtdatahash" xmlns:w16sdtfl="http://schemas.microsoft.com/office/word/2024/wordml/sdtformatlock" xmlns:w16se="http://schemas.microsoft.com/office/word/2015/wordml/symex" xmlns:wpg="http://schemas.microsoft.com/office/word/2010/wordprocessingGroup" xmlns:wpi="http://schemas.microsoft.com/office/word/2010/wordprocessingInk" xmlns:wne="http://schemas.microsoft.com/office/word/2006/wordml" xmlns:wps="http://schemas.microsoft.com/office/word/2010/wordprocessingShape" mc:Ignorable="w14 w15 w16se w16cid w16 w16cex w16sdtdh w16sdtfl w16du wp14">
   <w:p>
     <w:pPr>
       <w:pStyle w:val="Kopfzeile"/>
@@ -7696,7 +7685,7 @@
 </file>
 
 <file path=word/numbering.xml><?xml version="1.0" encoding="utf-8"?>
-<w:numbering xmlns:wpc="http://schemas.microsoft.com/office/word/2010/wordprocessingCanvas" xmlns:cx="http://schemas.microsoft.com/office/drawing/2014/chartex" xmlns:cx1="http://schemas.microsoft.com/office/drawing/2015/9/8/chartex" xmlns:cx2="http://schemas.microsoft.com/office/drawing/2015/10/21/chartex" xmlns:cx3="http://schemas.microsoft.com/office/drawing/2016/5/9/chartex" xmlns:cx4="http://schemas.microsoft.com/office/drawing/2016/5/10/chartex" xmlns:cx5="http://schemas.microsoft.com/office/drawing/2016/5/11/chartex" xmlns:cx6="http://schemas.microsoft.com/office/drawing/2016/5/12/chartex" xmlns:cx7="http://schemas.microsoft.com/office/drawing/2016/5/13/chartex" xmlns:cx8="http://schemas.microsoft.com/office/drawing/2016/5/14/chartex" xmlns:mc="http://schemas.openxmlformats.org/markup-compatibility/2006" xmlns:aink="http://schemas.microsoft.com/office/drawing/2016/ink" xmlns:am3d="http://schemas.microsoft.com/office/drawing/2017/model3d" xmlns:o="urn:schemas-microsoft-com:office:office" xmlns:oel="http://schemas.microsoft.com/office/2019/extlst" xmlns:r="http://schemas.openxmlformats.org/officeDocument/2006/relationships" xmlns:m="http://schemas.openxmlformats.org/officeDocument/2006/math" xmlns:v="urn:schemas-microsoft-com:vml" xmlns:wp14="http://schemas.microsoft.com/office/word/2010/wordprocessingDrawing" xmlns:wp="http://schemas.openxmlformats.org/drawingml/2006/wordprocessingDrawing" xmlns:w10="urn:schemas-microsoft-com:office:word" xmlns:w="http://schemas.openxmlformats.org/wordprocessingml/2006/main" xmlns:w14="http://schemas.microsoft.com/office/word/2010/wordml" xmlns:w15="http://schemas.microsoft.com/office/word/2012/wordml" xmlns:w16cex="http://schemas.microsoft.com/office/word/2018/wordml/cex" xmlns:w16cid="http://schemas.microsoft.com/office/word/2016/wordml/cid" xmlns:w16="http://schemas.microsoft.com/office/word/2018/wordml" xmlns:w16sdtdh="http://schemas.microsoft.com/office/word/2020/wordml/sdtdatahash" xmlns:w16se="http://schemas.microsoft.com/office/word/2015/wordml/symex" xmlns:wpg="http://schemas.microsoft.com/office/word/2010/wordprocessingGroup" xmlns:wpi="http://schemas.microsoft.com/office/word/2010/wordprocessingInk" xmlns:wne="http://schemas.microsoft.com/office/word/2006/wordml" xmlns:wps="http://schemas.microsoft.com/office/word/2010/wordprocessingShape" mc:Ignorable="w14 w15 w16se w16cid w16 w16cex w16sdtdh wp14">
+<w:numbering xmlns:wpc="http://schemas.microsoft.com/office/word/2010/wordprocessingCanvas" xmlns:cx="http://schemas.microsoft.com/office/drawing/2014/chartex" xmlns:cx1="http://schemas.microsoft.com/office/drawing/2015/9/8/chartex" xmlns:cx2="http://schemas.microsoft.com/office/drawing/2015/10/21/chartex" xmlns:cx3="http://schemas.microsoft.com/office/drawing/2016/5/9/chartex" xmlns:cx4="http://schemas.microsoft.com/office/drawing/2016/5/10/chartex" xmlns:cx5="http://schemas.microsoft.com/office/drawing/2016/5/11/chartex" xmlns:cx6="http://schemas.microsoft.com/office/drawing/2016/5/12/chartex" xmlns:cx7="http://schemas.microsoft.com/office/drawing/2016/5/13/chartex" xmlns:cx8="http://schemas.microsoft.com/office/drawing/2016/5/14/chartex" xmlns:mc="http://schemas.openxmlformats.org/markup-compatibility/2006" xmlns:aink="http://schemas.microsoft.com/office/drawing/2016/ink" xmlns:am3d="http://schemas.microsoft.com/office/drawing/2017/model3d" xmlns:o="urn:schemas-microsoft-com:office:office" xmlns:oel="http://schemas.microsoft.com/office/2019/extlst" xmlns:r="http://schemas.openxmlformats.org/officeDocument/2006/relationships" xmlns:m="http://schemas.openxmlformats.org/officeDocument/2006/math" xmlns:v="urn:schemas-microsoft-com:vml" xmlns:wp14="http://schemas.microsoft.com/office/word/2010/wordprocessingDrawing" xmlns:wp="http://schemas.openxmlformats.org/drawingml/2006/wordprocessingDrawing" xmlns:w10="urn:schemas-microsoft-com:office:word" xmlns:w="http://schemas.openxmlformats.org/wordprocessingml/2006/main" xmlns:w14="http://schemas.microsoft.com/office/word/2010/wordml" xmlns:w15="http://schemas.microsoft.com/office/word/2012/wordml" xmlns:w16cei="http://schemas.microsoft.com/office/word/2026/wordml/cei" xmlns:w16cex="http://schemas.microsoft.com/office/word/2018/wordml/cex" xmlns:w16cid="http://schemas.microsoft.com/office/word/2016/wordml/cid" xmlns:w16="http://schemas.microsoft.com/office/word/2018/wordml" xmlns:w16du="http://schemas.microsoft.com/office/word/2023/wordml/word16du" xmlns:w16sdtdh="http://schemas.microsoft.com/office/word/2020/wordml/sdtdatahash" xmlns:w16sdtfl="http://schemas.microsoft.com/office/word/2024/wordml/sdtformatlock" xmlns:w16se="http://schemas.microsoft.com/office/word/2015/wordml/symex" xmlns:wpg="http://schemas.microsoft.com/office/word/2010/wordprocessingGroup" xmlns:wpi="http://schemas.microsoft.com/office/word/2010/wordprocessingInk" xmlns:wne="http://schemas.microsoft.com/office/word/2006/wordml" xmlns:wps="http://schemas.microsoft.com/office/word/2010/wordprocessingShape" mc:Ignorable="w14 w15 w16se w16cid w16 w16cex w16sdtdh w16sdtfl w16du wp14">
   <w:abstractNum w:abstractNumId="0" w15:restartNumberingAfterBreak="0">
     <w:nsid w:val="00C416CB"/>
     <w:multiLevelType w:val="singleLevel"/>
@@ -9951,7 +9940,7 @@
 </file>
 
 <file path=word/styles.xml><?xml version="1.0" encoding="utf-8"?>
-<w:styles xmlns:mc="http://schemas.openxmlformats.org/markup-compatibility/2006" xmlns:r="http://schemas.openxmlformats.org/officeDocument/2006/relationships" xmlns:w="http://schemas.openxmlformats.org/wordprocessingml/2006/main" xmlns:w14="http://schemas.microsoft.com/office/word/2010/wordml" xmlns:w15="http://schemas.microsoft.com/office/word/2012/wordml" xmlns:w16cex="http://schemas.microsoft.com/office/word/2018/wordml/cex" xmlns:w16cid="http://schemas.microsoft.com/office/word/2016/wordml/cid" xmlns:w16="http://schemas.microsoft.com/office/word/2018/wordml" xmlns:w16sdtdh="http://schemas.microsoft.com/office/word/2020/wordml/sdtdatahash" xmlns:w16se="http://schemas.microsoft.com/office/word/2015/wordml/symex" mc:Ignorable="w14 w15 w16se w16cid w16 w16cex w16sdtdh">
+<w:styles xmlns:mc="http://schemas.openxmlformats.org/markup-compatibility/2006" xmlns:r="http://schemas.openxmlformats.org/officeDocument/2006/relationships" xmlns:w="http://schemas.openxmlformats.org/wordprocessingml/2006/main" xmlns:w14="http://schemas.microsoft.com/office/word/2010/wordml" xmlns:w15="http://schemas.microsoft.com/office/word/2012/wordml" xmlns:w16cex="http://schemas.microsoft.com/office/word/2018/wordml/cex" xmlns:w16cid="http://schemas.microsoft.com/office/word/2016/wordml/cid" xmlns:w16="http://schemas.microsoft.com/office/word/2018/wordml" xmlns:w16du="http://schemas.microsoft.com/office/word/2023/wordml/word16du" xmlns:w16sdtdh="http://schemas.microsoft.com/office/word/2020/wordml/sdtdatahash" xmlns:w16sdtfl="http://schemas.microsoft.com/office/word/2024/wordml/sdtformatlock" xmlns:w16se="http://schemas.microsoft.com/office/word/2015/wordml/symex" mc:Ignorable="w14 w15 w16se w16cid w16 w16cex w16sdtdh w16sdtfl w16du">
   <w:docDefaults>
     <w:rPrDefault>
       <w:rPr>
